--- a/Knowledge/2-Science/3-Social science/1-Linguistics/0-Intro to Linguistics/3-Wiki Source/3-Writing system/Source - Writing system - Wiki Source.docx
+++ b/Knowledge/2-Science/3-Social science/1-Linguistics/0-Intro to Linguistics/3-Wiki Source/3-Writing system/Source - Writing system - Wiki Source.docx
@@ -704,6 +704,14 @@
         </w:rPr>
         <w:t xml:space="preserve"> </w:t>
       </w:r>
+      <w:r>
+        <w:rPr>
+          <w:bCs/>
+          <w:sz w:val="18"/>
+          <w:szCs w:val="18"/>
+        </w:rPr>
+        <w:t xml:space="preserve">Data Path: Content Storage Folder -&gt; </w:t>
+      </w:r>
       <w:proofErr w:type="spellStart"/>
       <w:r>
         <w:rPr>
@@ -711,7 +719,7 @@
           <w:sz w:val="18"/>
           <w:szCs w:val="18"/>
         </w:rPr>
-        <w:t>StorageType</w:t>
+        <w:t>ContentStorage</w:t>
       </w:r>
       <w:proofErr w:type="spellEnd"/>
       <w:r>
@@ -720,7 +728,7 @@
           <w:sz w:val="18"/>
           <w:szCs w:val="18"/>
         </w:rPr>
-        <w:t xml:space="preserve">: Cloud -&gt; Platform: GitHub -&gt; Account: </w:t>
+        <w:t xml:space="preserve"> Database -&gt; Folders Table -&gt; ID Column: 8, </w:t>
       </w:r>
       <w:proofErr w:type="spellStart"/>
       <w:r>
@@ -729,7 +737,7 @@
           <w:sz w:val="18"/>
           <w:szCs w:val="18"/>
         </w:rPr>
-        <w:t>topicsscience</w:t>
+        <w:t>FolderOrFileName</w:t>
       </w:r>
       <w:proofErr w:type="spellEnd"/>
       <w:r>
@@ -738,36 +746,8 @@
           <w:sz w:val="18"/>
           <w:szCs w:val="18"/>
         </w:rPr>
-        <w:t xml:space="preserve"> -&gt; Repository: </w:t>
-      </w:r>
-      <w:proofErr w:type="spellStart"/>
-      <w:r>
-        <w:rPr>
-          <w:bCs/>
-          <w:sz w:val="18"/>
-          <w:szCs w:val="18"/>
-        </w:rPr>
-        <w:t>kingdomheartsknowledge</w:t>
-      </w:r>
-      <w:proofErr w:type="spellEnd"/>
-      <w:r>
-        <w:rPr>
-          <w:bCs/>
-          <w:sz w:val="18"/>
-          <w:szCs w:val="18"/>
-        </w:rPr>
-        <w:t xml:space="preserve"> -&gt; Path: Knowledge/2-Science/3-Social science/1-Linguistics/0-Intro to Linguistics</w:t>
-      </w:r>
-      <w:proofErr w:type="gramStart"/>
-      <w:r>
-        <w:rPr>
-          <w:bCs/>
-          <w:sz w:val="18"/>
-          <w:szCs w:val="18"/>
-        </w:rPr>
-        <w:t>/..</w:t>
-      </w:r>
-      <w:proofErr w:type="gramEnd"/>
+        <w:t xml:space="preserve"> Column: Intro to Linguistics</w:t>
+      </w:r>
     </w:p>
     <w:p>
       <w:pPr>
@@ -1519,6 +1499,14 @@
         </w:rPr>
         <w:t xml:space="preserve"> </w:t>
       </w:r>
+      <w:r>
+        <w:rPr>
+          <w:bCs/>
+          <w:sz w:val="18"/>
+          <w:szCs w:val="18"/>
+        </w:rPr>
+        <w:t xml:space="preserve">Data Path: Content Storage Folder -&gt; </w:t>
+      </w:r>
       <w:proofErr w:type="spellStart"/>
       <w:r>
         <w:rPr>
@@ -1526,7 +1514,7 @@
           <w:sz w:val="18"/>
           <w:szCs w:val="18"/>
         </w:rPr>
-        <w:t>StorageType</w:t>
+        <w:t>ContentStorage</w:t>
       </w:r>
       <w:proofErr w:type="spellEnd"/>
       <w:r>
@@ -1535,7 +1523,7 @@
           <w:sz w:val="18"/>
           <w:szCs w:val="18"/>
         </w:rPr>
-        <w:t xml:space="preserve">: Cloud -&gt; Platform: GitHub -&gt; Account: </w:t>
+        <w:t xml:space="preserve"> Database -&gt; Folders Table -&gt; ID Column: 8, </w:t>
       </w:r>
       <w:proofErr w:type="spellStart"/>
       <w:r>
@@ -1544,7 +1532,7 @@
           <w:sz w:val="18"/>
           <w:szCs w:val="18"/>
         </w:rPr>
-        <w:t>topicsscience</w:t>
+        <w:t>FolderOrFileName</w:t>
       </w:r>
       <w:proofErr w:type="spellEnd"/>
       <w:r>
@@ -1553,36 +1541,8 @@
           <w:sz w:val="18"/>
           <w:szCs w:val="18"/>
         </w:rPr>
-        <w:t xml:space="preserve"> -&gt; Repository: </w:t>
-      </w:r>
-      <w:proofErr w:type="spellStart"/>
-      <w:r>
-        <w:rPr>
-          <w:bCs/>
-          <w:sz w:val="18"/>
-          <w:szCs w:val="18"/>
-        </w:rPr>
-        <w:t>kingdomheartsknowledge</w:t>
-      </w:r>
-      <w:proofErr w:type="spellEnd"/>
-      <w:r>
-        <w:rPr>
-          <w:bCs/>
-          <w:sz w:val="18"/>
-          <w:szCs w:val="18"/>
-        </w:rPr>
-        <w:t xml:space="preserve"> -&gt; Path: Knowledge/2-Science/3-Social science/1-Linguistics/0-Intro to Linguistics</w:t>
-      </w:r>
-      <w:proofErr w:type="gramStart"/>
-      <w:r>
-        <w:rPr>
-          <w:bCs/>
-          <w:sz w:val="18"/>
-          <w:szCs w:val="18"/>
-        </w:rPr>
-        <w:t>/..</w:t>
-      </w:r>
-      <w:proofErr w:type="gramEnd"/>
+        <w:t xml:space="preserve"> Column: Intro to Linguistics</w:t>
+      </w:r>
     </w:p>
     <w:p>
       <w:pPr>
@@ -1623,6 +1583,15 @@
         </w:rPr>
         <w:t>Wiki Source - [This page was last edited on 11 July 2025, at 14:11 (UTC)]</w:t>
       </w:r>
+    </w:p>
+    <w:p>
+      <w:pPr>
+        <w:spacing w:before="240" w:after="240"/>
+        <w:rPr>
+          <w:sz w:val="20"/>
+          <w:szCs w:val="20"/>
+        </w:rPr>
+      </w:pPr>
     </w:p>
     <w:p>
       <w:pPr>
@@ -2327,6 +2296,14 @@
         </w:rPr>
         <w:t xml:space="preserve"> </w:t>
       </w:r>
+      <w:r>
+        <w:rPr>
+          <w:bCs/>
+          <w:sz w:val="18"/>
+          <w:szCs w:val="18"/>
+        </w:rPr>
+        <w:t xml:space="preserve">Data Path: Content Storage Folder -&gt; </w:t>
+      </w:r>
       <w:proofErr w:type="spellStart"/>
       <w:r>
         <w:rPr>
@@ -2334,7 +2311,7 @@
           <w:sz w:val="18"/>
           <w:szCs w:val="18"/>
         </w:rPr>
-        <w:t>StorageType</w:t>
+        <w:t>ContentStorage</w:t>
       </w:r>
       <w:proofErr w:type="spellEnd"/>
       <w:r>
@@ -2343,7 +2320,7 @@
           <w:sz w:val="18"/>
           <w:szCs w:val="18"/>
         </w:rPr>
-        <w:t xml:space="preserve">: Cloud -&gt; Platform: GitHub -&gt; Account: </w:t>
+        <w:t xml:space="preserve"> Database -&gt; Folders Table -&gt; ID Column: 8, </w:t>
       </w:r>
       <w:proofErr w:type="spellStart"/>
       <w:r>
@@ -2352,7 +2329,7 @@
           <w:sz w:val="18"/>
           <w:szCs w:val="18"/>
         </w:rPr>
-        <w:t>topicsscience</w:t>
+        <w:t>FolderOrFileName</w:t>
       </w:r>
       <w:proofErr w:type="spellEnd"/>
       <w:r>
@@ -2361,36 +2338,8 @@
           <w:sz w:val="18"/>
           <w:szCs w:val="18"/>
         </w:rPr>
-        <w:t xml:space="preserve"> -&gt; Repository: </w:t>
-      </w:r>
-      <w:proofErr w:type="spellStart"/>
-      <w:r>
-        <w:rPr>
-          <w:bCs/>
-          <w:sz w:val="18"/>
-          <w:szCs w:val="18"/>
-        </w:rPr>
-        <w:t>kingdomheartsknowledge</w:t>
-      </w:r>
-      <w:proofErr w:type="spellEnd"/>
-      <w:r>
-        <w:rPr>
-          <w:bCs/>
-          <w:sz w:val="18"/>
-          <w:szCs w:val="18"/>
-        </w:rPr>
-        <w:t xml:space="preserve"> -&gt; Path: Knowledge/2-Science/3-Social science/1-Linguistics/0-Intro to Linguistics</w:t>
-      </w:r>
-      <w:proofErr w:type="gramStart"/>
-      <w:r>
-        <w:rPr>
-          <w:bCs/>
-          <w:sz w:val="18"/>
-          <w:szCs w:val="18"/>
-        </w:rPr>
-        <w:t>/..</w:t>
-      </w:r>
-      <w:proofErr w:type="gramEnd"/>
+        <w:t xml:space="preserve"> Column: Intro to Linguistics</w:t>
+      </w:r>
     </w:p>
     <w:p>
       <w:pPr>
@@ -3125,6 +3074,14 @@
         </w:rPr>
         <w:t xml:space="preserve"> </w:t>
       </w:r>
+      <w:r>
+        <w:rPr>
+          <w:bCs/>
+          <w:sz w:val="18"/>
+          <w:szCs w:val="18"/>
+        </w:rPr>
+        <w:t xml:space="preserve">Data Path: Content Storage Folder -&gt; </w:t>
+      </w:r>
       <w:proofErr w:type="spellStart"/>
       <w:r>
         <w:rPr>
@@ -3132,7 +3089,7 @@
           <w:sz w:val="18"/>
           <w:szCs w:val="18"/>
         </w:rPr>
-        <w:t>StorageType</w:t>
+        <w:t>ContentStorage</w:t>
       </w:r>
       <w:proofErr w:type="spellEnd"/>
       <w:r>
@@ -3141,7 +3098,7 @@
           <w:sz w:val="18"/>
           <w:szCs w:val="18"/>
         </w:rPr>
-        <w:t xml:space="preserve">: Cloud -&gt; Platform: GitHub -&gt; Account: </w:t>
+        <w:t xml:space="preserve"> Database -&gt; Folders Table -&gt; ID Column: 8, </w:t>
       </w:r>
       <w:proofErr w:type="spellStart"/>
       <w:r>
@@ -3150,7 +3107,7 @@
           <w:sz w:val="18"/>
           <w:szCs w:val="18"/>
         </w:rPr>
-        <w:t>topicsscience</w:t>
+        <w:t>FolderOrFileName</w:t>
       </w:r>
       <w:proofErr w:type="spellEnd"/>
       <w:r>
@@ -3159,36 +3116,8 @@
           <w:sz w:val="18"/>
           <w:szCs w:val="18"/>
         </w:rPr>
-        <w:t xml:space="preserve"> -&gt; Repository: </w:t>
-      </w:r>
-      <w:proofErr w:type="spellStart"/>
-      <w:r>
-        <w:rPr>
-          <w:bCs/>
-          <w:sz w:val="18"/>
-          <w:szCs w:val="18"/>
-        </w:rPr>
-        <w:t>kingdomheartsknowledge</w:t>
-      </w:r>
-      <w:proofErr w:type="spellEnd"/>
-      <w:r>
-        <w:rPr>
-          <w:bCs/>
-          <w:sz w:val="18"/>
-          <w:szCs w:val="18"/>
-        </w:rPr>
-        <w:t xml:space="preserve"> -&gt; Path: Knowledge/2-Science/3-Social science/1-Linguistics/0-Intro to Linguistics</w:t>
-      </w:r>
-      <w:proofErr w:type="gramStart"/>
-      <w:r>
-        <w:rPr>
-          <w:bCs/>
-          <w:sz w:val="18"/>
-          <w:szCs w:val="18"/>
-        </w:rPr>
-        <w:t>/..</w:t>
-      </w:r>
-      <w:proofErr w:type="gramEnd"/>
+        <w:t xml:space="preserve"> Column: Intro to Linguistics</w:t>
+      </w:r>
     </w:p>
     <w:p>
       <w:pPr>
@@ -3950,6 +3879,14 @@
         </w:rPr>
         <w:t xml:space="preserve"> </w:t>
       </w:r>
+      <w:r>
+        <w:rPr>
+          <w:bCs/>
+          <w:sz w:val="18"/>
+          <w:szCs w:val="18"/>
+        </w:rPr>
+        <w:t xml:space="preserve">Data Path: Content Storage Folder -&gt; </w:t>
+      </w:r>
       <w:proofErr w:type="spellStart"/>
       <w:r>
         <w:rPr>
@@ -3957,7 +3894,7 @@
           <w:sz w:val="18"/>
           <w:szCs w:val="18"/>
         </w:rPr>
-        <w:t>StorageType</w:t>
+        <w:t>ContentStorage</w:t>
       </w:r>
       <w:proofErr w:type="spellEnd"/>
       <w:r>
@@ -3966,7 +3903,7 @@
           <w:sz w:val="18"/>
           <w:szCs w:val="18"/>
         </w:rPr>
-        <w:t xml:space="preserve">: Cloud -&gt; Platform: GitHub -&gt; Account: </w:t>
+        <w:t xml:space="preserve"> Database -&gt; Folders Table -&gt; ID Column: 8, </w:t>
       </w:r>
       <w:proofErr w:type="spellStart"/>
       <w:r>
@@ -3975,7 +3912,7 @@
           <w:sz w:val="18"/>
           <w:szCs w:val="18"/>
         </w:rPr>
-        <w:t>topicsscience</w:t>
+        <w:t>FolderOrFileName</w:t>
       </w:r>
       <w:proofErr w:type="spellEnd"/>
       <w:r>
@@ -3984,36 +3921,8 @@
           <w:sz w:val="18"/>
           <w:szCs w:val="18"/>
         </w:rPr>
-        <w:t xml:space="preserve"> -&gt; Repository: </w:t>
-      </w:r>
-      <w:proofErr w:type="spellStart"/>
-      <w:r>
-        <w:rPr>
-          <w:bCs/>
-          <w:sz w:val="18"/>
-          <w:szCs w:val="18"/>
-        </w:rPr>
-        <w:t>kingdomheartsknowledge</w:t>
-      </w:r>
-      <w:proofErr w:type="spellEnd"/>
-      <w:r>
-        <w:rPr>
-          <w:bCs/>
-          <w:sz w:val="18"/>
-          <w:szCs w:val="18"/>
-        </w:rPr>
-        <w:t xml:space="preserve"> -&gt; Path: Knowledge/2-Science/3-Social science/1-Linguistics/0-Intro to Linguistics</w:t>
-      </w:r>
-      <w:proofErr w:type="gramStart"/>
-      <w:r>
-        <w:rPr>
-          <w:bCs/>
-          <w:sz w:val="18"/>
-          <w:szCs w:val="18"/>
-        </w:rPr>
-        <w:t>/..</w:t>
-      </w:r>
-      <w:proofErr w:type="gramEnd"/>
+        <w:t xml:space="preserve"> Column: Intro to Linguistics</w:t>
+      </w:r>
     </w:p>
     <w:p>
       <w:pPr>
@@ -4763,77 +4672,50 @@
         </w:rPr>
         <w:t xml:space="preserve"> </w:t>
       </w:r>
+      <w:r>
+        <w:rPr>
+          <w:bCs/>
+          <w:sz w:val="18"/>
+          <w:szCs w:val="18"/>
+        </w:rPr>
+        <w:t xml:space="preserve">Data Path: Content Storage Folder -&gt; </w:t>
+      </w:r>
       <w:proofErr w:type="spellStart"/>
       <w:r>
         <w:rPr>
-          <w:rFonts w:hint="cs"/>
-          <w:bCs/>
-          <w:sz w:val="18"/>
-          <w:szCs w:val="18"/>
-        </w:rPr>
-        <w:t>StorageType</w:t>
+          <w:bCs/>
+          <w:sz w:val="18"/>
+          <w:szCs w:val="18"/>
+        </w:rPr>
+        <w:t>ContentStorage</w:t>
       </w:r>
       <w:proofErr w:type="spellEnd"/>
       <w:r>
         <w:rPr>
-          <w:rFonts w:hint="cs"/>
-          <w:bCs/>
-          <w:sz w:val="18"/>
-          <w:szCs w:val="18"/>
-        </w:rPr>
-        <w:t xml:space="preserve">: Cloud -&gt; Platform: GitHub -&gt; Account: </w:t>
+          <w:bCs/>
+          <w:sz w:val="18"/>
+          <w:szCs w:val="18"/>
+        </w:rPr>
+        <w:t xml:space="preserve"> Database -&gt; Folders Table -&gt; ID Column: 8, </w:t>
       </w:r>
       <w:proofErr w:type="spellStart"/>
       <w:r>
         <w:rPr>
-          <w:rFonts w:hint="cs"/>
-          <w:bCs/>
-          <w:sz w:val="18"/>
-          <w:szCs w:val="18"/>
-        </w:rPr>
-        <w:t>topicsscience</w:t>
+          <w:bCs/>
+          <w:sz w:val="18"/>
+          <w:szCs w:val="18"/>
+        </w:rPr>
+        <w:t>FolderOrFileName</w:t>
       </w:r>
       <w:proofErr w:type="spellEnd"/>
       <w:r>
         <w:rPr>
-          <w:rFonts w:hint="cs"/>
-          <w:bCs/>
-          <w:sz w:val="18"/>
-          <w:szCs w:val="18"/>
-        </w:rPr>
-        <w:t xml:space="preserve"> -&gt; Repository: </w:t>
-      </w:r>
-      <w:proofErr w:type="spellStart"/>
-      <w:r>
-        <w:rPr>
-          <w:rFonts w:hint="cs"/>
-          <w:bCs/>
-          <w:sz w:val="18"/>
-          <w:szCs w:val="18"/>
-        </w:rPr>
-        <w:t>kingdomheartsknowledge</w:t>
-      </w:r>
-      <w:proofErr w:type="spellEnd"/>
-      <w:r>
-        <w:rPr>
-          <w:rFonts w:hint="cs"/>
-          <w:bCs/>
-          <w:sz w:val="18"/>
-          <w:szCs w:val="18"/>
-        </w:rPr>
-        <w:t xml:space="preserve"> -&gt; Path: Knowledge/2-Science/3-Social science/1-Linguistics/0-Intro to Linguistics</w:t>
-      </w:r>
-      <w:proofErr w:type="gramStart"/>
-      <w:r>
-        <w:rPr>
-          <w:rFonts w:hint="cs"/>
-          <w:bCs/>
-          <w:sz w:val="18"/>
-          <w:szCs w:val="18"/>
-        </w:rPr>
-        <w:t>/..</w:t>
-      </w:r>
-      <w:proofErr w:type="gramEnd"/>
+          <w:bCs/>
+          <w:sz w:val="18"/>
+          <w:szCs w:val="18"/>
+        </w:rPr>
+        <w:t xml:space="preserve"> Column: Intro to Linguistics</w:t>
+      </w:r>
     </w:p>
     <w:p>
       <w:pPr>
@@ -4874,6 +4756,14 @@
         </w:rPr>
         <w:t>Wiki Source - [This page was last edited on 10 July 2025, at 15:31 (UTC)]</w:t>
       </w:r>
+    </w:p>
+    <w:p>
+      <w:pPr>
+        <w:rPr>
+          <w:sz w:val="20"/>
+          <w:szCs w:val="20"/>
+        </w:rPr>
+      </w:pPr>
     </w:p>
     <w:p>
       <w:pPr>
@@ -5645,77 +5535,50 @@
         </w:rPr>
         <w:t xml:space="preserve"> </w:t>
       </w:r>
+      <w:r>
+        <w:rPr>
+          <w:bCs/>
+          <w:sz w:val="18"/>
+          <w:szCs w:val="18"/>
+        </w:rPr>
+        <w:t xml:space="preserve">Data Path: Content Storage Folder -&gt; </w:t>
+      </w:r>
       <w:proofErr w:type="spellStart"/>
       <w:r>
         <w:rPr>
-          <w:rFonts w:hint="cs"/>
-          <w:bCs/>
-          <w:sz w:val="18"/>
-          <w:szCs w:val="18"/>
-        </w:rPr>
-        <w:t>StorageType</w:t>
+          <w:bCs/>
+          <w:sz w:val="18"/>
+          <w:szCs w:val="18"/>
+        </w:rPr>
+        <w:t>ContentStorage</w:t>
       </w:r>
       <w:proofErr w:type="spellEnd"/>
       <w:r>
         <w:rPr>
-          <w:rFonts w:hint="cs"/>
-          <w:bCs/>
-          <w:sz w:val="18"/>
-          <w:szCs w:val="18"/>
-        </w:rPr>
-        <w:t xml:space="preserve">: Cloud -&gt; Platform: GitHub -&gt; Account: </w:t>
+          <w:bCs/>
+          <w:sz w:val="18"/>
+          <w:szCs w:val="18"/>
+        </w:rPr>
+        <w:t xml:space="preserve"> Database -&gt; Folders Table -&gt; ID Column: 8, </w:t>
       </w:r>
       <w:proofErr w:type="spellStart"/>
       <w:r>
         <w:rPr>
-          <w:rFonts w:hint="cs"/>
-          <w:bCs/>
-          <w:sz w:val="18"/>
-          <w:szCs w:val="18"/>
-        </w:rPr>
-        <w:t>topicsscience</w:t>
+          <w:bCs/>
+          <w:sz w:val="18"/>
+          <w:szCs w:val="18"/>
+        </w:rPr>
+        <w:t>FolderOrFileName</w:t>
       </w:r>
       <w:proofErr w:type="spellEnd"/>
       <w:r>
         <w:rPr>
-          <w:rFonts w:hint="cs"/>
-          <w:bCs/>
-          <w:sz w:val="18"/>
-          <w:szCs w:val="18"/>
-        </w:rPr>
-        <w:t xml:space="preserve"> -&gt; Repository: </w:t>
-      </w:r>
-      <w:proofErr w:type="spellStart"/>
-      <w:r>
-        <w:rPr>
-          <w:rFonts w:hint="cs"/>
-          <w:bCs/>
-          <w:sz w:val="18"/>
-          <w:szCs w:val="18"/>
-        </w:rPr>
-        <w:t>kingdomheartsknowledge</w:t>
-      </w:r>
-      <w:proofErr w:type="spellEnd"/>
-      <w:r>
-        <w:rPr>
-          <w:rFonts w:hint="cs"/>
-          <w:bCs/>
-          <w:sz w:val="18"/>
-          <w:szCs w:val="18"/>
-        </w:rPr>
-        <w:t xml:space="preserve"> -&gt; Path: Knowledge/2-Science/3-Social science/1-Linguistics/0-Intro to Linguistics</w:t>
-      </w:r>
-      <w:proofErr w:type="gramStart"/>
-      <w:r>
-        <w:rPr>
-          <w:rFonts w:hint="cs"/>
-          <w:bCs/>
-          <w:sz w:val="18"/>
-          <w:szCs w:val="18"/>
-        </w:rPr>
-        <w:t>/..</w:t>
-      </w:r>
-      <w:proofErr w:type="gramEnd"/>
+          <w:bCs/>
+          <w:sz w:val="18"/>
+          <w:szCs w:val="18"/>
+        </w:rPr>
+        <w:t xml:space="preserve"> Column: Intro to Linguistics</w:t>
+      </w:r>
     </w:p>
     <w:p>
       <w:pPr>
